--- a/AI_Agents_and_Advanced_Fine_Tuning_Bootcamp/Lab_Walkthroughs/Week_10_Lab_B_three_agentic_design_patterns_in_code.docx
+++ b/AI_Agents_and_Advanced_Fine_Tuning_Bootcamp/Lab_Walkthroughs/Week_10_Lab_B_three_agentic_design_patterns_in_code.docx
@@ -96,7 +96,7 @@
           <w:color w:val="333333"/>
           <w:sz w:val="22"/>
         </w:rPr>
-        <w:t>Cluster workspace from week 1 plus week-specific deps in the requirements.txt that ships with this lab.</w:t>
+        <w:t>Any LLM API key; the week's eval harness (50 task cases).</w:t>
       </w:r>
     </w:p>
     <w:p>
@@ -118,7 +118,7 @@
           <w:color w:val="333333"/>
           <w:sz w:val="22"/>
         </w:rPr>
-        <w:t>Concept list available in the class notes for this week.</w:t>
+        <w:t>Router: classify then dispatch to a specialist</w:t>
       </w:r>
     </w:p>
     <w:p>
@@ -130,7 +130,19 @@
           <w:color w:val="333333"/>
           <w:sz w:val="22"/>
         </w:rPr>
-        <w:t>Lab guide TA reviews the concepts in the first 15 minutes.</w:t>
+        <w:t>Orchestrator-workers: decompose, fan out, merge</w:t>
+      </w:r>
+    </w:p>
+    <w:p>
+      <w:pPr>
+        <w:pStyle w:val="ListBullet"/>
+      </w:pPr>
+      <w:r>
+        <w:rPr>
+          <w:color w:val="333333"/>
+          <w:sz w:val="22"/>
+        </w:rPr>
+        <w:t>Evaluator-optimizer: generate, critique, revise loop</w:t>
       </w:r>
     </w:p>
     <w:p>
@@ -199,7 +211,228 @@
           <w:color w:val="101010"/>
           <w:sz w:val="18"/>
         </w:rPr>
-        <w:t># Starter code is in the lab repo: see lab_starter.py.</w:t>
+        <w:t>def router(task):</w:t>
+      </w:r>
+    </w:p>
+    <w:p>
+      <w:pPr>
+        <w:spacing w:after="0" w:before="0"/>
+      </w:pPr>
+      <w:r>
+        <w:rPr>
+          <w:rFonts w:ascii="Consolas" w:hAnsi="Consolas"/>
+          <w:color w:val="101010"/>
+          <w:sz w:val="18"/>
+        </w:rPr>
+        <w:t xml:space="preserve">    kind = classify(task, labels=['math', 'lookup', 'writing'])</w:t>
+      </w:r>
+    </w:p>
+    <w:p>
+      <w:pPr>
+        <w:spacing w:after="0" w:before="0"/>
+      </w:pPr>
+      <w:r>
+        <w:rPr>
+          <w:rFonts w:ascii="Consolas" w:hAnsi="Consolas"/>
+          <w:color w:val="101010"/>
+          <w:sz w:val="18"/>
+        </w:rPr>
+        <w:t xml:space="preserve">    return SPECIALISTS[kind](task)</w:t>
+      </w:r>
+    </w:p>
+    <w:p>
+      <w:pPr>
+        <w:spacing w:after="0" w:before="0"/>
+      </w:pPr>
+      <w:r>
+        <w:rPr>
+          <w:rFonts w:ascii="Consolas" w:hAnsi="Consolas"/>
+          <w:color w:val="101010"/>
+          <w:sz w:val="18"/>
+        </w:rPr>
+        <w:t xml:space="preserve"> </w:t>
+      </w:r>
+    </w:p>
+    <w:p>
+      <w:pPr>
+        <w:spacing w:after="0" w:before="0"/>
+      </w:pPr>
+      <w:r>
+        <w:rPr>
+          <w:rFonts w:ascii="Consolas" w:hAnsi="Consolas"/>
+          <w:color w:val="101010"/>
+          <w:sz w:val="18"/>
+        </w:rPr>
+        <w:t>def orchestrator(task):</w:t>
+      </w:r>
+    </w:p>
+    <w:p>
+      <w:pPr>
+        <w:spacing w:after="0" w:before="0"/>
+      </w:pPr>
+      <w:r>
+        <w:rPr>
+          <w:rFonts w:ascii="Consolas" w:hAnsi="Consolas"/>
+          <w:color w:val="101010"/>
+          <w:sz w:val="18"/>
+        </w:rPr>
+        <w:t xml:space="preserve">    subs = decompose(task)</w:t>
+      </w:r>
+    </w:p>
+    <w:p>
+      <w:pPr>
+        <w:spacing w:after="0" w:before="0"/>
+      </w:pPr>
+      <w:r>
+        <w:rPr>
+          <w:rFonts w:ascii="Consolas" w:hAnsi="Consolas"/>
+          <w:color w:val="101010"/>
+          <w:sz w:val="18"/>
+        </w:rPr>
+        <w:t xml:space="preserve">    results = parallel_map(worker, subs)</w:t>
+      </w:r>
+    </w:p>
+    <w:p>
+      <w:pPr>
+        <w:spacing w:after="0" w:before="0"/>
+      </w:pPr>
+      <w:r>
+        <w:rPr>
+          <w:rFonts w:ascii="Consolas" w:hAnsi="Consolas"/>
+          <w:color w:val="101010"/>
+          <w:sz w:val="18"/>
+        </w:rPr>
+        <w:t xml:space="preserve">    return merge(task, results)</w:t>
+      </w:r>
+    </w:p>
+    <w:p>
+      <w:pPr>
+        <w:spacing w:after="0" w:before="0"/>
+      </w:pPr>
+      <w:r>
+        <w:rPr>
+          <w:rFonts w:ascii="Consolas" w:hAnsi="Consolas"/>
+          <w:color w:val="101010"/>
+          <w:sz w:val="18"/>
+        </w:rPr>
+        <w:t xml:space="preserve"> </w:t>
+      </w:r>
+    </w:p>
+    <w:p>
+      <w:pPr>
+        <w:spacing w:after="0" w:before="0"/>
+      </w:pPr>
+      <w:r>
+        <w:rPr>
+          <w:rFonts w:ascii="Consolas" w:hAnsi="Consolas"/>
+          <w:color w:val="101010"/>
+          <w:sz w:val="18"/>
+        </w:rPr>
+        <w:t>def evaluator_optimizer(task, max_rounds=3):</w:t>
+      </w:r>
+    </w:p>
+    <w:p>
+      <w:pPr>
+        <w:spacing w:after="0" w:before="0"/>
+      </w:pPr>
+      <w:r>
+        <w:rPr>
+          <w:rFonts w:ascii="Consolas" w:hAnsi="Consolas"/>
+          <w:color w:val="101010"/>
+          <w:sz w:val="18"/>
+        </w:rPr>
+        <w:t xml:space="preserve">    draft = generate(task)</w:t>
+      </w:r>
+    </w:p>
+    <w:p>
+      <w:pPr>
+        <w:spacing w:after="0" w:before="0"/>
+      </w:pPr>
+      <w:r>
+        <w:rPr>
+          <w:rFonts w:ascii="Consolas" w:hAnsi="Consolas"/>
+          <w:color w:val="101010"/>
+          <w:sz w:val="18"/>
+        </w:rPr>
+        <w:t xml:space="preserve">    for _ in range(max_rounds):</w:t>
+      </w:r>
+    </w:p>
+    <w:p>
+      <w:pPr>
+        <w:spacing w:after="0" w:before="0"/>
+      </w:pPr>
+      <w:r>
+        <w:rPr>
+          <w:rFonts w:ascii="Consolas" w:hAnsi="Consolas"/>
+          <w:color w:val="101010"/>
+          <w:sz w:val="18"/>
+        </w:rPr>
+        <w:t xml:space="preserve">        verdict = critique(task, draft)</w:t>
+      </w:r>
+    </w:p>
+    <w:p>
+      <w:pPr>
+        <w:spacing w:after="0" w:before="0"/>
+      </w:pPr>
+      <w:r>
+        <w:rPr>
+          <w:rFonts w:ascii="Consolas" w:hAnsi="Consolas"/>
+          <w:color w:val="101010"/>
+          <w:sz w:val="18"/>
+        </w:rPr>
+        <w:t xml:space="preserve">        if verdict['pass']:</w:t>
+      </w:r>
+    </w:p>
+    <w:p>
+      <w:pPr>
+        <w:spacing w:after="0" w:before="0"/>
+      </w:pPr>
+      <w:r>
+        <w:rPr>
+          <w:rFonts w:ascii="Consolas" w:hAnsi="Consolas"/>
+          <w:color w:val="101010"/>
+          <w:sz w:val="18"/>
+        </w:rPr>
+        <w:t xml:space="preserve">            break</w:t>
+      </w:r>
+    </w:p>
+    <w:p>
+      <w:pPr>
+        <w:spacing w:after="0" w:before="0"/>
+      </w:pPr>
+      <w:r>
+        <w:rPr>
+          <w:rFonts w:ascii="Consolas" w:hAnsi="Consolas"/>
+          <w:color w:val="101010"/>
+          <w:sz w:val="18"/>
+        </w:rPr>
+        <w:t xml:space="preserve">        draft = revise(task, draft, verdict['feedback'])</w:t>
+      </w:r>
+    </w:p>
+    <w:p>
+      <w:pPr>
+        <w:spacing w:after="0" w:before="0"/>
+      </w:pPr>
+      <w:r>
+        <w:rPr>
+          <w:rFonts w:ascii="Consolas" w:hAnsi="Consolas"/>
+          <w:color w:val="101010"/>
+          <w:sz w:val="18"/>
+        </w:rPr>
+        <w:t xml:space="preserve">    return draft</w:t>
+      </w:r>
+    </w:p>
+    <w:p>
+      <w:pPr>
+        <w:spacing w:after="0" w:before="0"/>
+      </w:pPr>
+      <w:r>
+        <w:rPr>
+          <w:rFonts w:ascii="Consolas" w:hAnsi="Consolas"/>
+          <w:color w:val="101010"/>
+          <w:sz w:val="18"/>
+        </w:rPr>
+        <w:t xml:space="preserve"> </w:t>
       </w:r>
     </w:p>
     <w:p>
@@ -221,7 +454,7 @@
           <w:color w:val="333333"/>
           <w:sz w:val="22"/>
         </w:rPr>
-        <w:t>all deliverables present in the submission folder</w:t>
+        <w:t>all three patterns run the same 50-case suite</w:t>
       </w:r>
     </w:p>
     <w:p>
@@ -233,7 +466,7 @@
           <w:color w:val="333333"/>
           <w:sz w:val="22"/>
         </w:rPr>
-        <w:t>code runs end-to-end without modification</w:t>
+        <w:t>table reports quality score, tokens, latency per pattern</w:t>
       </w:r>
     </w:p>
     <w:p>
@@ -245,7 +478,19 @@
           <w:color w:val="333333"/>
           <w:sz w:val="22"/>
         </w:rPr>
-        <w:t>results match the expected ranges in the rubric</w:t>
+        <w:t>router wins on cost for single-skill tasks; orchestrator on multi-part</w:t>
+      </w:r>
+    </w:p>
+    <w:p>
+      <w:pPr>
+        <w:pStyle w:val="ListBullet"/>
+      </w:pPr>
+      <w:r>
+        <w:rPr>
+          <w:color w:val="333333"/>
+          <w:sz w:val="22"/>
+        </w:rPr>
+        <w:t>writeup picks a pattern per task family with justification</w:t>
       </w:r>
     </w:p>
     <w:p>
